--- a/az/discovery-articles/5.5 Plastiklər və sintetik materiallar.docx
+++ b/az/discovery-articles/5.5 Plastiklər və sintetik materiallar.docx
@@ -4,533 +4,351 @@
   <w:body>
     <w:p>
       <w:pPr>
-        <w:keepNext/>
-        <w:spacing w:before="280" w:after="120"/>
+        <w:pStyle w:val="Title"/>
+        <w:widowControl/>
       </w:pPr>
       <w:r>
-        <w:rPr>
-          <w:rFonts w:ascii="Calibri" w:hAnsi="Calibri" w:eastAsia="Calibri"/>
-          <w:b/>
-          <w:i w:val="0"/>
-          <w:color w:val="004E8C"/>
-          <w:sz w:val="44"/>
-        </w:rPr>
         <w:t>5.5 Plastiklər və sintetik materiallar</w:t>
       </w:r>
     </w:p>
     <w:p>
       <w:pPr>
-        <w:spacing w:after="80"/>
+        <w:keepNext/>
+        <w:widowControl/>
       </w:pPr>
       <w:r>
         <w:rPr>
-          <w:rFonts w:ascii="Calibri" w:hAnsi="Calibri" w:eastAsia="Calibri"/>
-          <w:b w:val="0"/>
-          <w:i/>
-          <w:color w:val="505050"/>
-          <w:sz w:val="22"/>
+          <w:sz w:val="20"/>
         </w:rPr>
-        <w:t>5. Fizika, kimya və materiallar</w:t>
-      </w:r>
-    </w:p>
-    <w:p>
-      <w:pPr>
-        <w:spacing w:after="200"/>
-      </w:pPr>
-      <w:r>
-        <w:rPr>
-          <w:rFonts w:ascii="Calibri" w:hAnsi="Calibri" w:eastAsia="Calibri"/>
-          <w:b w:val="0"/>
-          <w:i/>
-          <w:sz w:val="22"/>
-        </w:rPr>
-        <w:t>Dövr: 1860-cı illər (ilk yarımsintetik plastiklər); 1907-ci il (bakelit); 1930–1950-ci illərdə sürətli inkişaf | Əsas simalar: Aleksandr Parks; Leo Bekeland; Uolles Karozers və DuPont şirkətinin neylon qrupu; sonrakı dövrlərin çoxsaylı polimer kimyaçıları</w:t>
-      </w:r>
-    </w:p>
-    <w:p>
-      <w:pPr>
-        <w:spacing w:after="160" w:line="276" w:lineRule="auto"/>
-      </w:pPr>
-      <w:r>
-        <w:rPr>
-          <w:rFonts w:ascii="Calibri" w:hAnsi="Calibri" w:eastAsia="Calibri"/>
-          <w:b w:val="0"/>
-          <w:i w:val="0"/>
-          <w:sz w:val="22"/>
-        </w:rPr>
-        <w:t>Plastiklər polimer adlanan uzun molekul zəncirlərindən ibarət, asanlıqla formaya salına bilən materiallardır. Sintetik plastiklər bir çox məhsulu ucuz, yüngül və davamlı etdi. Lakin onların üstünlüyü sayılan davamlılıq eyni zamanda ciddi və uzunmüddətli tullantı probleminə çevrildi.</w:t>
+        <w:t>5 Fizika kimya və materiallar</w:t>
       </w:r>
     </w:p>
     <w:p>
       <w:pPr>
         <w:keepNext/>
-        <w:spacing w:before="240" w:after="120"/>
+        <w:widowControl/>
       </w:pPr>
       <w:r>
         <w:rPr>
-          <w:rFonts w:ascii="Calibri" w:hAnsi="Calibri" w:eastAsia="Calibri"/>
-          <w:b/>
-          <w:i w:val="0"/>
-          <w:color w:val="004E8C"/>
-          <w:sz w:val="28"/>
+          <w:sz w:val="20"/>
         </w:rPr>
-        <w:t>Əsas faktlar</w:t>
+        <w:t>Dövr: 1860-cı illər (ilk yarımsintetik plastiklər); 1907 (bakelit); 1930–1950-ci illərdə sürətli artım | Əsas şəxslər: Aleksandr Parks; Leo Bakeland; Uolles Karozers və DuPont-un neylon qrupu; sonrakı çoxsaylı polimer kimyaçıları</w:t>
+      </w:r>
+    </w:p>
+    <w:p>
+      <w:pPr>
+        <w:widowControl/>
+      </w:pPr>
+      <w:r>
+        <w:t>Plastiklər polimer adlanan uzun molekullardan qurulan və formaya salına bilən materiallardır. Sintetik plastiklər bir çox əşyanı ucuz, yüngül və davamlı etdi. Lakin elə həmin davamlılıq ciddi və uzunömürlü tullantı problemi yaratdı.</w:t>
+      </w:r>
+    </w:p>
+    <w:p>
+      <w:pPr>
+        <w:pStyle w:val="Heading1"/>
+        <w:widowControl/>
+      </w:pPr>
+      <w:r>
+        <w:t>Əsas məlumatlar</w:t>
       </w:r>
     </w:p>
     <w:p>
       <w:pPr>
         <w:pStyle w:val="ListBullet"/>
+        <w:widowControl/>
       </w:pPr>
       <w:r>
-        <w:rPr>
-          <w:rFonts w:ascii="Calibri" w:hAnsi="Calibri" w:eastAsia="Calibri"/>
-          <w:b w:val="0"/>
-          <w:i w:val="0"/>
-          <w:sz w:val="22"/>
-        </w:rPr>
-        <w:t>Aleksandr Parks 1862-ci ildə sellüloza əsaslı parkesin adlı plastiki nümayiş etdirdi</w:t>
+        <w:t>Aleksandr Parks 1862-ci ildə sellüloza əsaslı «Parkesine» plastikini nümayiş etdirdi.</w:t>
       </w:r>
     </w:p>
     <w:p>
       <w:pPr>
         <w:pStyle w:val="ListBullet"/>
+        <w:widowControl/>
       </w:pPr>
       <w:r>
-        <w:rPr>
-          <w:rFonts w:ascii="Calibri" w:hAnsi="Calibri" w:eastAsia="Calibri"/>
-          <w:b w:val="0"/>
-          <w:i w:val="0"/>
-          <w:sz w:val="22"/>
-        </w:rPr>
-        <w:t>Leo Bekeland ilk tam sintetik plastik olan bakeliti 1907-ci ildə patentləşdirdi</w:t>
+        <w:t>Leo Bakeland 1907-ci ildə ilk tam sintetik plastik olan bakeliti patentləşdirdi.</w:t>
       </w:r>
     </w:p>
     <w:p>
       <w:pPr>
         <w:pStyle w:val="ListBullet"/>
+        <w:widowControl/>
       </w:pPr>
       <w:r>
-        <w:rPr>
-          <w:rFonts w:ascii="Calibri" w:hAnsi="Calibri" w:eastAsia="Calibri"/>
-          <w:b w:val="0"/>
-          <w:i w:val="0"/>
-          <w:sz w:val="22"/>
-        </w:rPr>
-        <w:t>Uolles Karozers və onun DuPont-dakı qrupu 1930-cu illərdə neylon hazırladı</w:t>
+        <w:t>Uolles Karozers və DuPont-dakı qrupu 1930-cu illərdə neylon hazırladı.</w:t>
       </w:r>
     </w:p>
     <w:p>
       <w:pPr>
         <w:pStyle w:val="ListBullet"/>
+        <w:widowControl/>
       </w:pPr>
       <w:r>
-        <w:rPr>
-          <w:rFonts w:ascii="Calibri" w:hAnsi="Calibri" w:eastAsia="Calibri"/>
-          <w:b w:val="0"/>
-          <w:i w:val="0"/>
-          <w:sz w:val="22"/>
-        </w:rPr>
-        <w:t>Polimerlər çoxlu təkrarlanan hissələrdən qurulan uzun molekullardır</w:t>
+        <w:t>Polimerlər çoxsaylı təkrarlanan vahidlərdən qurulmuş uzun molekullardır.</w:t>
       </w:r>
     </w:p>
     <w:p>
       <w:pPr>
         <w:pStyle w:val="ListBullet"/>
+        <w:widowControl/>
       </w:pPr>
       <w:r>
-        <w:rPr>
-          <w:rFonts w:ascii="Calibri" w:hAnsi="Calibri" w:eastAsia="Calibri"/>
-          <w:b w:val="0"/>
-          <w:i w:val="0"/>
-          <w:sz w:val="22"/>
-        </w:rPr>
-        <w:t>Plastikləri faydalı edən davamlılıq onların tullantılarının təbiətdə uzun müddət qalmasına da səbəb olur</w:t>
+        <w:t>Plastiki faydalı edən davamlılıq onun tullantısının da uzun müddət qalmasına səbəb olur.</w:t>
       </w:r>
     </w:p>
     <w:p>
       <w:pPr>
-        <w:keepNext/>
-        <w:spacing w:before="240" w:after="120"/>
+        <w:pStyle w:val="Heading1"/>
+        <w:widowControl/>
       </w:pPr>
       <w:r>
-        <w:rPr>
-          <w:rFonts w:ascii="Calibri" w:hAnsi="Calibri" w:eastAsia="Calibri"/>
-          <w:b/>
-          <w:i w:val="0"/>
-          <w:color w:val="004E8C"/>
-          <w:sz w:val="28"/>
-        </w:rPr>
         <w:t>Bu nədir</w:t>
       </w:r>
     </w:p>
     <w:p>
       <w:pPr>
-        <w:spacing w:after="160" w:line="276" w:lineRule="auto"/>
+        <w:widowControl/>
       </w:pPr>
       <w:r>
-        <w:rPr>
-          <w:rFonts w:ascii="Calibri" w:hAnsi="Calibri" w:eastAsia="Calibri"/>
-          <w:b w:val="0"/>
-          <w:i w:val="0"/>
-          <w:sz w:val="22"/>
-        </w:rPr>
-        <w:t>Plastik formaya salındıqdan sonra həmin formanı saxlaya bilən materialdır. Plastiklərin əksəriyyəti monomer adlanan kiçik, təkrarlanan hissələrin birləşməsindən yaranan çox uzun molekullar — polimerlərdir. Bu quruluş çoxlu muncuğun birləşdirildiyi boyunbağıya bənzəyir, amma həqiqi polimer zəncirləri budaqlana və aralarında çarpaz bağlar yarana bilər. Sintetik plastiklər birbaşa bitki və ya heyvan mənşəli materialdan alınmır, kimyəvi proseslərlə hazırlanır. İstilik və təzyiq vasitəsilə onlardan butulkalar, liflər, nazik örtüklər, köpüklər və maşın hissələri düzəltmək mümkündür.</w:t>
+        <w:t>Plastik formaya salına və həmin formanı saxlaya bilən materialdır. Plastiklərin çoxu monomer adlanan çoxsaylı kiçik təkrarlanan vahidlərdən qurulan uzun molekullardır — polimerlərdir. Quruluş muncuqlardan düzəlmiş boyunbağıya bənzəyir, lakin həqiqi polimer zəncirləri şaxələnə və bir-biri ilə çarpaz bağlana bilər. Sintetik plastiklər bitki və heyvandan birbaşa alınmır, kimyəvi proseslərlə hazırlanır. İstilik və təzyiqlə onlardan butulka, lif, nazik örtük, köpük və maşın hissələri düzəltmək olur.</w:t>
       </w:r>
     </w:p>
     <w:p>
       <w:pPr>
-        <w:keepNext/>
-        <w:spacing w:before="240" w:after="120"/>
+        <w:pStyle w:val="Heading1"/>
+        <w:widowControl/>
       </w:pPr>
       <w:r>
-        <w:rPr>
-          <w:rFonts w:ascii="Calibri" w:hAnsi="Calibri" w:eastAsia="Calibri"/>
-          <w:b/>
-          <w:i w:val="0"/>
-          <w:color w:val="004E8C"/>
-          <w:sz w:val="28"/>
-        </w:rPr>
-        <w:t>Onu kim kəşf və ya ixtira edib</w:t>
+        <w:t>Kim kəşf edib və ya yaradıb</w:t>
       </w:r>
     </w:p>
     <w:p>
       <w:pPr>
-        <w:spacing w:after="160" w:line="276" w:lineRule="auto"/>
+        <w:widowControl/>
       </w:pPr>
       <w:r>
-        <w:rPr>
-          <w:rFonts w:ascii="Calibri" w:hAnsi="Calibri" w:eastAsia="Calibri"/>
-          <w:b w:val="0"/>
-          <w:i w:val="0"/>
-          <w:sz w:val="22"/>
-        </w:rPr>
-        <w:t>Bütün plastikləri bir nəfər ixtira etməyib. Aleksandr Parks dəyişdirilmiş sellülozadan hazırladığı parkesini 1862-ci ildə nümayiş etdirdi. Leo Bekeland 1907-ci ildə bakeliti yaratdı. Təbii polimerdən deyil, bütünlüklə sənaye üsulu ilə alınan kimyəvi maddələrdən hazırlandığı üçün bakelit çox vaxt ilk tam sintetik plastik sayılır. Uolles Karozers 1930-cu illərdə DuPont şirkətində neylonun yaradılması ilə nəticələnən tədqiqatlara rəhbərlik etdi; bu işdə daha böyük bir qrup da mühüm rol oynadı. Digər kimyaçılar polietilen, polivinilxlorid (PVC), polistirol, poliester və çoxsaylı başqa materiallar hazırladılar.</w:t>
+        <w:t>Bütün plastikləri bir nəfər ixtira etməyib. Aleksandr Parks dəyişdirilmiş sellülozadan hazırladığı «Parkesine» materialını 1862-ci ildə nümayiş etdirdi. Leo Bakeland 1907-ci ildə bakelit yaratdı. Təbii polimerdən deyil, tamamilə istehsal olunmuş kimyəvi maddələrdən hazırlandığı üçün ona çox vaxt ilk tam sintetik plastik deyilir. 1930-cu illərdə Uolles Karozers DuPont-da neylonun yaranmasına gətirən tədqiqatlara rəhbərlik etdi; daha böyük qrupun mühüm töhfələri vardı. Başqa kimyaçılar polietilen, polivinilxlorid — PVC, polistirol, poliester və çoxlu digər material hazırladılar.</w:t>
       </w:r>
     </w:p>
     <w:p>
       <w:pPr>
-        <w:keepNext/>
-        <w:spacing w:before="240" w:after="120"/>
+        <w:pStyle w:val="Heading1"/>
+        <w:widowControl/>
       </w:pPr>
       <w:r>
-        <w:rPr>
-          <w:rFonts w:ascii="Calibri" w:hAnsi="Calibri" w:eastAsia="Calibri"/>
-          <w:b/>
-          <w:i w:val="0"/>
-          <w:color w:val="004E8C"/>
-          <w:sz w:val="28"/>
-        </w:rPr>
-        <w:t>Nə vaxt və necə meydana gəlib</w:t>
+        <w:t>Nə vaxt və necə yaranıb</w:t>
       </w:r>
     </w:p>
     <w:p>
       <w:pPr>
-        <w:spacing w:after="160" w:line="276" w:lineRule="auto"/>
+        <w:widowControl/>
       </w:pPr>
       <w:r>
-        <w:rPr>
-          <w:rFonts w:ascii="Calibri" w:hAnsi="Calibri" w:eastAsia="Calibri"/>
-          <w:b w:val="0"/>
-          <w:i w:val="0"/>
-          <w:sz w:val="22"/>
-        </w:rPr>
-        <w:t>İlk plastiklər fil sümüyü, tısbağa çanağı, şellak və ipək kimi az tapılan və ya bahalı materialları əvəz etmək üçün yaradılmışdı. Bakelit elektrik sənayesinin istiliyədavamlı izolyator tələbatını da ödəyirdi. Üzvi kimyanın inkişafı, həmçinin neft və qaz mənşəli xammalın əlçatanlığı istehsalın sürətlə böyüməsinə şərait yaratdı. Hər iki dünya müharibəsi sintetik kauçuka, liflərə və yüngül hissələrə tələbatı artırdı. İkinci Dünya müharibəsindən sonra iri zavodlar və genişlənən istehlak bazarı evləri və mağazaları plastik məhsullarla, o cümlədən istifadə edilib atılmaq üçün hazırlanmış əşyalarla doldurdu.</w:t>
+        <w:t>İlk plastiklər fil sümüyü, tısbağa çanağı, şellak və ipək kimi az tapılan və ya baha materialları əvəz edirdi. Bakelit elektrik sənayesinin istiliyədavamlı izolyatora ehtiyacını da qarşıladı. Üzvi kimyanın inkişafı və neft-qaz mənşəli xammal sürətli artıma imkan verdi. İki dünya müharibəsi sintetik kauçuka, liflərə və yüngül hissələrə tələbatı artırdı. İkinci Dünya müharibəsindən sonra böyük zavodlar və istehlak bazarları evləri və mağazaları plastik əşyalarla doldurdu; bunların çoxu atılmaq üçün nəzərdə tutulurdu.</w:t>
       </w:r>
     </w:p>
     <w:p>
       <w:pPr>
-        <w:keepNext/>
-        <w:spacing w:before="240" w:after="120"/>
+        <w:pStyle w:val="Heading1"/>
+        <w:widowControl/>
       </w:pPr>
       <w:r>
-        <w:rPr>
-          <w:rFonts w:ascii="Calibri" w:hAnsi="Calibri" w:eastAsia="Calibri"/>
-          <w:b/>
-          <w:i w:val="0"/>
-          <w:color w:val="004E8C"/>
-          <w:sz w:val="28"/>
-        </w:rPr>
-        <w:t>Elmi baxımdan əhəmiyyəti</w:t>
+        <w:t>Elm üçün əhəmiyyəti</w:t>
       </w:r>
     </w:p>
     <w:p>
       <w:pPr>
-        <w:spacing w:after="160" w:line="276" w:lineRule="auto"/>
+        <w:widowControl/>
       </w:pPr>
       <w:r>
-        <w:rPr>
-          <w:rFonts w:ascii="Calibri" w:hAnsi="Calibri" w:eastAsia="Calibri"/>
-          <w:b w:val="0"/>
-          <w:i w:val="0"/>
-          <w:sz w:val="22"/>
-        </w:rPr>
-        <w:t>Polimer elmi molekulun quruluşu ilə materialın xassələri arasındakı əlaqəni üzə çıxardı. Zəncirin uzunluğu, budaqlanma, çarpaz bağlar və zəncirlərarası qüvvələr plastikin yumşaq, möhkəm, şəffaf və ya istiliyədavamlı olmasını müəyyənləşdirir. Sadə dillə desək, molekulyar hörgü dəyişdikcə materialın xassələri də dəyişir. Alimlər yalnız təbiətdə mövcud olan maddələr arasından seçim etməklə kifayətlənməyib, konkret məqsədə uyğun materiallar hazırlamağı öyrəndilər. Onlar məhsullar tullantı sistemindən kənara çıxdıqda kimyəvi sabitliyin ekoloji problemə çevrilə biləcəyini də anladılar.</w:t>
+        <w:t>Polimer elmi molekulun formasını materialın davranışı ilə əlaqələndirdi. Zəncir uzunluğu, şaxələnmə, çarpaz bağlar və zəncirlərarası qüvvələr plastikin yumşaq, möhkəm, şəffaf və ya istiliyədavamlı olmasına təsir edir. Sadə bənzətmə ilə, molekulyar toxunuş dəyişəndə «parça» da dəyişir. Alimlər yalnız təbiətdəki maddələr arasında seçim etmək əvəzinə müəyyən iş üçün material hazırlamağı öyrəndilər. Məhsul tullantı sistemindən kənara çıxdıqda kimyəvi sabitliyin ekoloji problemə çevrildiyini də gördülər.</w:t>
       </w:r>
     </w:p>
     <w:p>
       <w:pPr>
-        <w:keepNext/>
-        <w:spacing w:before="240" w:after="120"/>
+        <w:pStyle w:val="Heading1"/>
+        <w:widowControl/>
       </w:pPr>
       <w:r>
-        <w:rPr>
-          <w:rFonts w:ascii="Calibri" w:hAnsi="Calibri" w:eastAsia="Calibri"/>
-          <w:b/>
-          <w:i w:val="0"/>
-          <w:color w:val="004E8C"/>
-          <w:sz w:val="28"/>
-        </w:rPr>
-        <w:t>Sonrakı inkişaflara necə təsir göstərib</w:t>
+        <w:t>Sonrakı inkişafa təsiri</w:t>
       </w:r>
     </w:p>
     <w:p>
       <w:pPr>
-        <w:spacing w:after="160" w:line="276" w:lineRule="auto"/>
+        <w:widowControl/>
       </w:pPr>
       <w:r>
-        <w:rPr>
-          <w:rFonts w:ascii="Calibri" w:hAnsi="Calibri" w:eastAsia="Calibri"/>
-          <w:b w:val="0"/>
-          <w:i w:val="0"/>
-          <w:sz w:val="22"/>
-        </w:rPr>
-        <w:t>Sintetik polimerlər su keçirməyən örtüklərin, geyim liflərinin, izolyasiya materiallarının, yapışqanların, tibbi implantların, qoruyucu vasitələrin və yüngül kompozitlərin yaranmasına yol açdı. Plastik qablaşdırma məhsulların sınmasını azaldır və qidaların daha uzun müddət saxlanmasına kömək edə bilir. Elektronika plastik izolyasiya materiallarından və korpuslardan asılıdır. Sonrakı tədqiqatlar təkrar emal üsullarını, bitki mənşəli xammalı və müəyyən şəraitdə parçalanmaq üçün hazırlanmış polimerləri ortaya çıxardı. Bu yanaşmalar bəzi sahələrdə faydalıdır, lakin qarışıq materiallar, əlavələr, çirklənmə və toplama xərcləri təkrar emalı hələ də çətinləşdirir.</w:t>
+        <w:t>Sintetik polimerlər sukeçirməz örtüklərə, geyim liflərinə, izolyasiyaya, yapışqanlara, tibbi implantlara, qoruyucu avadanlığa və yüngül kompozit materiallara yol açdı. Plastik qablaşdırma qırılmanı azaltdı və qidanın daha uzun saxlanmasına kömək edə bilər. Elektronika plastik izolyasiyadan və korpuslardan asılıdır. Sonralar təkrar emal, bitki mənşəli xammal və müəyyən şəraitdə parçalanmaq üçün hazırlanmış polimerlər inkişaf etdirildi. Bunlar bəzi tətbiqlərdə kömək etsə də, qarışıq materiallar, əlavələr, çirklənmə və toplama xərcləri təkrar emalı hələ də çətinləşdirir.</w:t>
       </w:r>
     </w:p>
     <w:p>
       <w:pPr>
-        <w:keepNext/>
-        <w:spacing w:before="240" w:after="120"/>
+        <w:pStyle w:val="Heading1"/>
+        <w:widowControl/>
       </w:pPr>
       <w:r>
-        <w:rPr>
-          <w:rFonts w:ascii="Calibri" w:hAnsi="Calibri" w:eastAsia="Calibri"/>
-          <w:b/>
-          <w:i w:val="0"/>
-          <w:color w:val="004E8C"/>
-          <w:sz w:val="28"/>
-        </w:rPr>
         <w:t>İnsan həyatını necə dəyişib</w:t>
       </w:r>
     </w:p>
     <w:p>
       <w:pPr>
-        <w:spacing w:after="160" w:line="276" w:lineRule="auto"/>
+        <w:widowControl/>
       </w:pPr>
       <w:r>
-        <w:rPr>
-          <w:rFonts w:ascii="Calibri" w:hAnsi="Calibri" w:eastAsia="Calibri"/>
-          <w:b w:val="0"/>
-          <w:i w:val="0"/>
-          <w:sz w:val="22"/>
-        </w:rPr>
-        <w:t>Plastiklər bir çox əşyanı yüngülləşdirdi, daha təhlükəsiz və əlçatan etdi. Steril şprislər, qan torbaları, dəbilqələr, su boruları, qida qablaşdırması və telefon üzlükləri onların nə qədər geniş istifadə olunduğunu göstərir. Bununla belə, qısa müddət işlədilən məhsullar ətraf mühitdə onilliklərlə, hətta daha uzun müddət qala bilər. Günəş işığı və aşınma iri parçaları ölçüsü beş millimetrdən kiçik olan mikroplastiklərə bölür, amma onları mütləq yox etmir. Plastiklər artıq çaylarda, okeanlarda, torpaqda, canlılarda və insan orqanizmində dövr edir. Cəmiyyət plastiklərin faydalarını qorumaqla yanaşı, lüzumsuz istifadəni, zərərli əlavələri və təbiətə yayılan tullantıları azaltmalıdır.</w:t>
+        <w:t>Plastiklər bir çox əşyanı yüngül, təhlükəsiz və münasib qiymətli etdi. Steril şprislər, qan torbaları, dəbilqələr, su boruları, qida örtükləri və telefon qabları onların geniş faydasını göstərir. Lakin qısa müddət işlədilən məhsul təbiətdə onilliklərlə, hətta daha çox qala bilər. Günəş və aşınma iri parçaları beş millimetrdən kiçik mikroplastiklərə bölür, amma mütləq yox etmir. Plastik indi çaylarda, okeanlarda, torpaqda, vəhşi canlılarda və insan bədənində yayılır. Cəmiyyət faydanı qoruyaraq lazımsız istifadəni, zərərli əlavələri və təbiətə çıxan tullantını azaltmalıdır.</w:t>
       </w:r>
     </w:p>
     <w:p>
       <w:pPr>
-        <w:keepNext/>
-        <w:spacing w:before="240" w:after="120"/>
+        <w:pStyle w:val="Heading1"/>
+        <w:widowControl/>
       </w:pPr>
       <w:r>
-        <w:rPr>
-          <w:rFonts w:ascii="Calibri" w:hAnsi="Calibri" w:eastAsia="Calibri"/>
-          <w:b/>
-          <w:i w:val="0"/>
-          <w:color w:val="004E8C"/>
-          <w:sz w:val="28"/>
-        </w:rPr>
         <w:t>Mənbələr və istinadlar</w:t>
       </w:r>
     </w:p>
     <w:p>
       <w:pPr>
-        <w:keepNext/>
-        <w:spacing w:before="240" w:after="120"/>
+        <w:pStyle w:val="Heading2"/>
+        <w:widowControl/>
       </w:pPr>
       <w:r>
         <w:rPr>
-          <w:rFonts w:ascii="Calibri" w:hAnsi="Calibri" w:eastAsia="Calibri"/>
-          <w:b/>
-          <w:i w:val="0"/>
-          <w:color w:val="004E8C"/>
-          <w:sz w:val="24"/>
+          <w:sz w:val="20"/>
         </w:rPr>
-        <w:t>C. Təşkilatların materialları və ensiklopedik mənbələr</w:t>
+        <w:t>C Qurumların materialları və ensiklopedik mənbələr</w:t>
       </w:r>
     </w:p>
     <w:p>
       <w:pPr>
-        <w:spacing w:after="80"/>
-        <w:ind w:left="360"/>
+        <w:widowControl/>
       </w:pPr>
       <w:r>
         <w:rPr>
-          <w:rFonts w:ascii="Calibri" w:hAnsi="Calibri" w:eastAsia="Calibri"/>
-          <w:b w:val="0"/>
-          <w:i w:val="0"/>
-          <w:sz w:val="22"/>
+          <w:sz w:val="20"/>
         </w:rPr>
-        <w:t>1. Science History Institute. “The History and Future of Plastics” (“Plastiklərin tarixi və gələcəyi”).</w:t>
-      </w:r>
-      <w:r>
-        <w:rPr>
-          <w:rFonts w:ascii="Calibri" w:hAnsi="Calibri" w:eastAsia="Calibri"/>
-          <w:b w:val="0"/>
-          <w:i w:val="0"/>
-          <w:sz w:val="22"/>
-        </w:rPr>
-        <w:t xml:space="preserve"> </w:t>
+        <w:t xml:space="preserve">1. Science History Institute. 'The History and Future of Plastics.' </w:t>
       </w:r>
       <w:hyperlink r:id="rId9">
         <w:r>
           <w:rPr>
-            <w:rFonts w:ascii="Calibri" w:hAnsi="Calibri" w:eastAsia="Calibri"/>
-            <w:b w:val="0"/>
-            <w:i w:val="0"/>
-            <w:sz w:val="22"/>
-            <w:color w:val="0563C1"/>
-            <w:u w:val="single"/>
+            <w:sz w:val="20"/>
           </w:rPr>
           <w:t>https://www.sciencehistory.org/education/classroom-activities/role-playing-games/case-of-plastics/history-and-future-of-plastics/</w:t>
         </w:r>
       </w:hyperlink>
+      <w:r>
+        <w:rPr>
+          <w:sz w:val="20"/>
+        </w:rPr>
+      </w:r>
     </w:p>
     <w:p>
       <w:pPr>
-        <w:spacing w:after="80"/>
-        <w:ind w:left="360"/>
+        <w:widowControl/>
       </w:pPr>
       <w:r>
         <w:rPr>
-          <w:rFonts w:ascii="Calibri" w:hAnsi="Calibri" w:eastAsia="Calibri"/>
-          <w:b w:val="0"/>
-          <w:i w:val="0"/>
-          <w:sz w:val="22"/>
+          <w:sz w:val="20"/>
         </w:rPr>
-        <w:t>2. Encyclopaedia Britannica. “Plastic” (“Plastik”).</w:t>
-      </w:r>
-      <w:r>
-        <w:rPr>
-          <w:rFonts w:ascii="Calibri" w:hAnsi="Calibri" w:eastAsia="Calibri"/>
-          <w:b w:val="0"/>
-          <w:i w:val="0"/>
-          <w:sz w:val="22"/>
-        </w:rPr>
-        <w:t xml:space="preserve"> </w:t>
+        <w:t xml:space="preserve">2. Encyclopaedia Britannica. 'Plastic.' </w:t>
       </w:r>
       <w:hyperlink r:id="rId10">
         <w:r>
           <w:rPr>
-            <w:rFonts w:ascii="Calibri" w:hAnsi="Calibri" w:eastAsia="Calibri"/>
-            <w:b w:val="0"/>
-            <w:i w:val="0"/>
-            <w:sz w:val="22"/>
-            <w:color w:val="0563C1"/>
-            <w:u w:val="single"/>
+            <w:sz w:val="20"/>
           </w:rPr>
           <w:t>https://www.britannica.com/science/plastic</w:t>
         </w:r>
       </w:hyperlink>
+      <w:r>
+        <w:rPr>
+          <w:sz w:val="20"/>
+        </w:rPr>
+      </w:r>
     </w:p>
     <w:p>
       <w:pPr>
-        <w:spacing w:after="80"/>
-        <w:ind w:left="360"/>
+        <w:widowControl/>
       </w:pPr>
       <w:r>
         <w:rPr>
-          <w:rFonts w:ascii="Calibri" w:hAnsi="Calibri" w:eastAsia="Calibri"/>
-          <w:b w:val="0"/>
-          <w:i w:val="0"/>
-          <w:sz w:val="22"/>
+          <w:sz w:val="20"/>
         </w:rPr>
-        <w:t>3. United Nations Environment Programme. “Plastic pollution” (“Plastiklə çirklənmə”).</w:t>
-      </w:r>
-      <w:r>
-        <w:rPr>
-          <w:rFonts w:ascii="Calibri" w:hAnsi="Calibri" w:eastAsia="Calibri"/>
-          <w:b w:val="0"/>
-          <w:i w:val="0"/>
-          <w:sz w:val="22"/>
-        </w:rPr>
-        <w:t xml:space="preserve"> </w:t>
+        <w:t xml:space="preserve">3. United Nations Environment Programme. 'Plastic pollution.' </w:t>
       </w:r>
       <w:hyperlink r:id="rId11">
         <w:r>
           <w:rPr>
-            <w:rFonts w:ascii="Calibri" w:hAnsi="Calibri" w:eastAsia="Calibri"/>
-            <w:b w:val="0"/>
-            <w:i w:val="0"/>
-            <w:sz w:val="22"/>
-            <w:color w:val="0563C1"/>
-            <w:u w:val="single"/>
+            <w:sz w:val="20"/>
           </w:rPr>
           <w:t>https://www.unep.org/plastic-pollution</w:t>
         </w:r>
       </w:hyperlink>
-    </w:p>
-    <w:p>
-      <w:pPr>
-        <w:keepNext/>
-        <w:spacing w:before="240" w:after="120"/>
-      </w:pPr>
       <w:r>
         <w:rPr>
-          <w:rFonts w:ascii="Calibri" w:hAnsi="Calibri" w:eastAsia="Calibri"/>
-          <w:b/>
-          <w:i w:val="0"/>
-          <w:color w:val="004E8C"/>
-          <w:sz w:val="24"/>
+          <w:sz w:val="20"/>
         </w:rPr>
-        <w:t>G. Kosmik agentliklərin, laboratoriyaların və elmi təşkilatların materialları</w:t>
       </w:r>
     </w:p>
     <w:p>
       <w:pPr>
-        <w:spacing w:after="80"/>
-        <w:ind w:left="360"/>
+        <w:pStyle w:val="Heading2"/>
+        <w:widowControl/>
       </w:pPr>
       <w:r>
         <w:rPr>
-          <w:rFonts w:ascii="Calibri" w:hAnsi="Calibri" w:eastAsia="Calibri"/>
-          <w:b w:val="0"/>
-          <w:i w:val="0"/>
-          <w:sz w:val="22"/>
+          <w:sz w:val="20"/>
         </w:rPr>
-        <w:t>1. National Oceanic and Atmospheric Administration. “What are microplastics?” (“Mikroplastiklər nədir?”).</w:t>
+        <w:t>G Elmi təşkilatlar</w:t>
       </w:r>
+    </w:p>
+    <w:p>
+      <w:pPr>
+        <w:widowControl/>
+      </w:pPr>
       <w:r>
         <w:rPr>
-          <w:rFonts w:ascii="Calibri" w:hAnsi="Calibri" w:eastAsia="Calibri"/>
-          <w:b w:val="0"/>
-          <w:i w:val="0"/>
-          <w:sz w:val="22"/>
+          <w:sz w:val="20"/>
         </w:rPr>
-        <w:t xml:space="preserve"> </w:t>
+        <w:t xml:space="preserve">1. National Oceanic and Atmospheric Administration. 'What are microplastics?' </w:t>
       </w:r>
       <w:hyperlink r:id="rId12">
         <w:r>
           <w:rPr>
-            <w:rFonts w:ascii="Calibri" w:hAnsi="Calibri" w:eastAsia="Calibri"/>
-            <w:b w:val="0"/>
-            <w:i w:val="0"/>
-            <w:sz w:val="22"/>
-            <w:color w:val="0563C1"/>
-            <w:u w:val="single"/>
+            <w:sz w:val="20"/>
           </w:rPr>
           <w:t>https://oceanservice.noaa.gov/facts/microplastics.html</w:t>
         </w:r>
       </w:hyperlink>
+      <w:r>
+        <w:rPr>
+          <w:sz w:val="20"/>
+        </w:rPr>
+      </w:r>
     </w:p>
     <w:sectPr>
-      <w:pgSz w:w="12240" w:h="15840"/>
-      <w:pgMar w:top="1296" w:right="1440" w:bottom="1296" w:left="1440" w:header="720" w:footer="720" w:gutter="0"/>
+      <w:footerReference w:type="default" r:id="rId13"/>
+      <w:pgSz w:w="11906" w:h="16838"/>
+      <w:pgMar w:top="1020" w:right="1134" w:bottom="1020" w:left="1134" w:header="720" w:footer="720" w:gutter="0"/>
       <w:cols w:space="720"/>
       <w:docGrid w:linePitch="360"/>
     </w:sectPr>
   </w:body>
 </w:document>
+</file>
+
+<file path=word/footer1.xml><?xml version="1.0" encoding="utf-8"?>
+<w:ftr xmlns:m="http://schemas.openxmlformats.org/officeDocument/2006/math" xmlns:mc="http://schemas.openxmlformats.org/markup-compatibility/2006" xmlns:mo="http://schemas.microsoft.com/office/mac/office/2008/main" xmlns:mv="urn:schemas-microsoft-com:mac:vml" xmlns:o="urn:schemas-microsoft-com:office:office" xmlns:r="http://schemas.openxmlformats.org/officeDocument/2006/relationships" xmlns:v="urn:schemas-microsoft-com:vml" xmlns:w10="urn:schemas-microsoft-com:office:word" xmlns:w14="http://schemas.microsoft.com/office/word/2010/wordml" xmlns:w="http://schemas.openxmlformats.org/wordprocessingml/2006/main" xmlns:wne="http://schemas.microsoft.com/office/word/2006/wordml" xmlns:wp14="http://schemas.microsoft.com/office/word/2010/wordprocessingDrawing" xmlns:wp="http://schemas.openxmlformats.org/drawingml/2006/wordprocessingDrawing" xmlns:wpc="http://schemas.microsoft.com/office/word/2010/wordprocessingCanvas" xmlns:wpg="http://schemas.microsoft.com/office/word/2010/wordprocessingGroup" xmlns:wpi="http://schemas.microsoft.com/office/word/2010/wordprocessingInk" xmlns:wps="http://schemas.microsoft.com/office/word/2010/wordprocessingShape" mc:Ignorable="w14 wp14">
+  <w:p>
+    <w:pPr>
+      <w:pStyle w:val="Footer"/>
+      <w:jc w:val="right"/>
+    </w:pPr>
+    <w:fldSimple w:instr="PAGE"/>
+  </w:p>
+</w:ftr>
 </file>
 
 <file path=word/numbering.xml><?xml version="1.0" encoding="utf-8"?>
@@ -741,7 +559,7 @@
   <w:docDefaults>
     <w:rPrDefault>
       <w:rPr>
-        <w:rFonts w:asciiTheme="minorHAnsi" w:eastAsiaTheme="minorEastAsia" w:hAnsiTheme="minorHAnsi" w:cstheme="minorBidi"/>
+        <w:rFonts/>
         <w:sz w:val="22"/>
         <w:szCs w:val="22"/>
         <w:lang w:val="en-US" w:eastAsia="en-US" w:bidi="ar-SA"/>
@@ -896,6 +714,15 @@
     <w:name w:val="Normal"/>
     <w:qFormat/>
     <w:rsid w:val="00FC693F"/>
+    <w:pPr>
+      <w:spacing w:after="120" w:line="259" w:lineRule="auto"/>
+    </w:pPr>
+    <w:rPr>
+      <w:rFonts w:ascii="Times New Roman" w:hAnsi="Times New Roman"/>
+      <w:color w:val="000000"/>
+      <w:sz w:val="24"/>
+      <w:lang w:val="az-Latn-AZ"/>
+    </w:rPr>
   </w:style>
   <w:style w:type="paragraph" w:styleId="Header">
     <w:name w:val="header"/>
@@ -952,16 +779,17 @@
     <w:pPr>
       <w:keepNext/>
       <w:keepLines/>
-      <w:spacing w:before="480" w:after="0"/>
+      <w:spacing w:before="480" w:after="120" w:line="259" w:lineRule="auto"/>
       <w:outlineLvl w:val="0"/>
     </w:pPr>
     <w:rPr>
-      <w:rFonts w:asciiTheme="majorHAnsi" w:eastAsiaTheme="majorEastAsia" w:hAnsiTheme="majorHAnsi" w:cstheme="majorBidi"/>
+      <w:rFonts w:ascii="Times New Roman" w:hAnsi="Times New Roman"/>
       <w:b/>
       <w:bCs/>
-      <w:color w:val="365F91" w:themeColor="accent1" w:themeShade="BF"/>
-      <w:sz w:val="28"/>
+      <w:color w:val="000000"/>
+      <w:sz w:val="26"/>
       <w:szCs w:val="28"/>
+      <w:lang w:val="az-Latn-AZ"/>
     </w:rPr>
   </w:style>
   <w:style w:type="paragraph" w:styleId="Heading2">
@@ -976,16 +804,17 @@
     <w:pPr>
       <w:keepNext/>
       <w:keepLines/>
-      <w:spacing w:before="200" w:after="0"/>
+      <w:spacing w:before="200" w:after="120" w:line="259" w:lineRule="auto"/>
       <w:outlineLvl w:val="1"/>
     </w:pPr>
     <w:rPr>
-      <w:rFonts w:asciiTheme="majorHAnsi" w:eastAsiaTheme="majorEastAsia" w:hAnsiTheme="majorHAnsi" w:cstheme="majorBidi"/>
+      <w:rFonts w:ascii="Times New Roman" w:hAnsi="Times New Roman"/>
       <w:b/>
       <w:bCs/>
-      <w:color w:val="4F81BD" w:themeColor="accent1"/>
+      <w:color w:val="000000"/>
       <w:sz w:val="26"/>
       <w:szCs w:val="26"/>
+      <w:lang w:val="az-Latn-AZ"/>
     </w:rPr>
   </w:style>
   <w:style w:type="paragraph" w:styleId="Heading3">
@@ -1004,7 +833,7 @@
       <w:outlineLvl w:val="2"/>
     </w:pPr>
     <w:rPr>
-      <w:rFonts w:asciiTheme="majorHAnsi" w:eastAsiaTheme="majorEastAsia" w:hAnsiTheme="majorHAnsi" w:cstheme="majorBidi"/>
+      <w:rFonts/>
       <w:b/>
       <w:bCs/>
       <w:color w:val="4F81BD" w:themeColor="accent1"/>
@@ -1027,7 +856,7 @@
       <w:outlineLvl w:val="3"/>
     </w:pPr>
     <w:rPr>
-      <w:rFonts w:asciiTheme="majorHAnsi" w:eastAsiaTheme="majorEastAsia" w:hAnsiTheme="majorHAnsi" w:cstheme="majorBidi"/>
+      <w:rFonts/>
       <w:b/>
       <w:bCs/>
       <w:i/>
@@ -1052,7 +881,7 @@
       <w:outlineLvl w:val="4"/>
     </w:pPr>
     <w:rPr>
-      <w:rFonts w:asciiTheme="majorHAnsi" w:eastAsiaTheme="majorEastAsia" w:hAnsiTheme="majorHAnsi" w:cstheme="majorBidi"/>
+      <w:rFonts/>
       <w:color w:val="243F60" w:themeColor="accent1" w:themeShade="7F"/>
     </w:rPr>
   </w:style>
@@ -1073,7 +902,7 @@
       <w:outlineLvl w:val="5"/>
     </w:pPr>
     <w:rPr>
-      <w:rFonts w:asciiTheme="majorHAnsi" w:eastAsiaTheme="majorEastAsia" w:hAnsiTheme="majorHAnsi" w:cstheme="majorBidi"/>
+      <w:rFonts/>
       <w:i/>
       <w:iCs/>
       <w:color w:val="243F60" w:themeColor="accent1" w:themeShade="7F"/>
@@ -1096,7 +925,7 @@
       <w:outlineLvl w:val="6"/>
     </w:pPr>
     <w:rPr>
-      <w:rFonts w:asciiTheme="majorHAnsi" w:eastAsiaTheme="majorEastAsia" w:hAnsiTheme="majorHAnsi" w:cstheme="majorBidi"/>
+      <w:rFonts/>
       <w:i/>
       <w:iCs/>
       <w:color w:val="404040" w:themeColor="text1" w:themeTint="BF"/>
@@ -1119,7 +948,7 @@
       <w:outlineLvl w:val="7"/>
     </w:pPr>
     <w:rPr>
-      <w:rFonts w:asciiTheme="majorHAnsi" w:eastAsiaTheme="majorEastAsia" w:hAnsiTheme="majorHAnsi" w:cstheme="majorBidi"/>
+      <w:rFonts/>
       <w:color w:val="4F81BD" w:themeColor="accent1"/>
       <w:sz w:val="20"/>
       <w:szCs w:val="20"/>
@@ -1142,7 +971,7 @@
       <w:outlineLvl w:val="8"/>
     </w:pPr>
     <w:rPr>
-      <w:rFonts w:asciiTheme="majorHAnsi" w:eastAsiaTheme="majorEastAsia" w:hAnsiTheme="majorHAnsi" w:cstheme="majorBidi"/>
+      <w:rFonts/>
       <w:i/>
       <w:iCs/>
       <w:color w:val="404040" w:themeColor="text1" w:themeTint="BF"/>
@@ -1193,7 +1022,7 @@
     <w:uiPriority w:val="9"/>
     <w:rsid w:val="00FC693F"/>
     <w:rPr>
-      <w:rFonts w:asciiTheme="majorHAnsi" w:eastAsiaTheme="majorEastAsia" w:hAnsiTheme="majorHAnsi" w:cstheme="majorBidi"/>
+      <w:rFonts/>
       <w:b/>
       <w:bCs/>
       <w:color w:val="365F91" w:themeColor="accent1" w:themeShade="BF"/>
@@ -1208,7 +1037,7 @@
     <w:uiPriority w:val="9"/>
     <w:rsid w:val="00FC693F"/>
     <w:rPr>
-      <w:rFonts w:asciiTheme="majorHAnsi" w:eastAsiaTheme="majorEastAsia" w:hAnsiTheme="majorHAnsi" w:cstheme="majorBidi"/>
+      <w:rFonts/>
       <w:b/>
       <w:bCs/>
       <w:color w:val="4F81BD" w:themeColor="accent1"/>
@@ -1223,7 +1052,7 @@
     <w:uiPriority w:val="9"/>
     <w:rsid w:val="00FC693F"/>
     <w:rPr>
-      <w:rFonts w:asciiTheme="majorHAnsi" w:eastAsiaTheme="majorEastAsia" w:hAnsiTheme="majorHAnsi" w:cstheme="majorBidi"/>
+      <w:rFonts/>
       <w:b/>
       <w:bCs/>
       <w:color w:val="4F81BD" w:themeColor="accent1"/>
@@ -1238,19 +1067,17 @@
     <w:qFormat/>
     <w:rsid w:val="00FC693F"/>
     <w:pPr>
-      <w:pBdr>
-        <w:bottom w:val="single" w:sz="8" w:space="4" w:color="4F81BD" w:themeColor="accent1"/>
-      </w:pBdr>
-      <w:spacing w:after="300" w:line="240" w:lineRule="auto"/>
+      <w:spacing w:after="120" w:line="259" w:lineRule="auto"/>
       <w:contextualSpacing/>
     </w:pPr>
     <w:rPr>
-      <w:rFonts w:asciiTheme="majorHAnsi" w:eastAsiaTheme="majorEastAsia" w:hAnsiTheme="majorHAnsi" w:cstheme="majorBidi"/>
-      <w:color w:val="17365D" w:themeColor="text2" w:themeShade="BF"/>
+      <w:rFonts w:ascii="Times New Roman" w:hAnsi="Times New Roman"/>
+      <w:color w:val="000000"/>
       <w:spacing w:val="5"/>
       <w:kern w:val="28"/>
-      <w:sz w:val="52"/>
+      <w:sz w:val="40"/>
       <w:szCs w:val="52"/>
+      <w:lang w:val="az-Latn-AZ"/>
     </w:rPr>
   </w:style>
   <w:style w:type="character" w:customStyle="1" w:styleId="TitleChar">
@@ -1260,7 +1087,7 @@
     <w:uiPriority w:val="10"/>
     <w:rsid w:val="00FC693F"/>
     <w:rPr>
-      <w:rFonts w:asciiTheme="majorHAnsi" w:eastAsiaTheme="majorEastAsia" w:hAnsiTheme="majorHAnsi" w:cstheme="majorBidi"/>
+      <w:rFonts/>
       <w:color w:val="17365D" w:themeColor="text2" w:themeShade="BF"/>
       <w:spacing w:val="5"/>
       <w:kern w:val="28"/>
@@ -1282,7 +1109,7 @@
       </w:numPr>
     </w:pPr>
     <w:rPr>
-      <w:rFonts w:asciiTheme="majorHAnsi" w:eastAsiaTheme="majorEastAsia" w:hAnsiTheme="majorHAnsi" w:cstheme="majorBidi"/>
+      <w:rFonts/>
       <w:i/>
       <w:iCs/>
       <w:color w:val="4F81BD" w:themeColor="accent1"/>
@@ -1298,7 +1125,7 @@
     <w:uiPriority w:val="11"/>
     <w:rsid w:val="00FC693F"/>
     <w:rPr>
-      <w:rFonts w:asciiTheme="majorHAnsi" w:eastAsiaTheme="majorEastAsia" w:hAnsiTheme="majorHAnsi" w:cstheme="majorBidi"/>
+      <w:rFonts/>
       <w:i/>
       <w:iCs/>
       <w:color w:val="4F81BD" w:themeColor="accent1"/>
@@ -1423,8 +1250,15 @@
       <w:numPr>
         <w:numId w:val="1"/>
       </w:numPr>
+      <w:spacing w:after="120" w:line="259" w:lineRule="auto"/>
       <w:contextualSpacing/>
     </w:pPr>
+    <w:rPr>
+      <w:rFonts w:ascii="Times New Roman" w:hAnsi="Times New Roman"/>
+      <w:color w:val="000000"/>
+      <w:sz w:val="24"/>
+      <w:lang w:val="az-Latn-AZ"/>
+    </w:rPr>
   </w:style>
   <w:style w:type="paragraph" w:styleId="ListBullet2">
     <w:name w:val="List Bullet 2"/>
@@ -1596,7 +1430,7 @@
     <w:semiHidden/>
     <w:rsid w:val="00FC693F"/>
     <w:rPr>
-      <w:rFonts w:asciiTheme="majorHAnsi" w:eastAsiaTheme="majorEastAsia" w:hAnsiTheme="majorHAnsi" w:cstheme="majorBidi"/>
+      <w:rFonts/>
       <w:b/>
       <w:bCs/>
       <w:i/>
@@ -1612,7 +1446,7 @@
     <w:semiHidden/>
     <w:rsid w:val="00FC693F"/>
     <w:rPr>
-      <w:rFonts w:asciiTheme="majorHAnsi" w:eastAsiaTheme="majorEastAsia" w:hAnsiTheme="majorHAnsi" w:cstheme="majorBidi"/>
+      <w:rFonts/>
       <w:color w:val="243F60" w:themeColor="accent1" w:themeShade="7F"/>
     </w:rPr>
   </w:style>
@@ -1624,7 +1458,7 @@
     <w:semiHidden/>
     <w:rsid w:val="00FC693F"/>
     <w:rPr>
-      <w:rFonts w:asciiTheme="majorHAnsi" w:eastAsiaTheme="majorEastAsia" w:hAnsiTheme="majorHAnsi" w:cstheme="majorBidi"/>
+      <w:rFonts/>
       <w:i/>
       <w:iCs/>
       <w:color w:val="243F60" w:themeColor="accent1" w:themeShade="7F"/>
@@ -1638,7 +1472,7 @@
     <w:semiHidden/>
     <w:rsid w:val="00FC693F"/>
     <w:rPr>
-      <w:rFonts w:asciiTheme="majorHAnsi" w:eastAsiaTheme="majorEastAsia" w:hAnsiTheme="majorHAnsi" w:cstheme="majorBidi"/>
+      <w:rFonts/>
       <w:i/>
       <w:iCs/>
       <w:color w:val="404040" w:themeColor="text1" w:themeTint="BF"/>
@@ -1652,7 +1486,7 @@
     <w:semiHidden/>
     <w:rsid w:val="00FC693F"/>
     <w:rPr>
-      <w:rFonts w:asciiTheme="majorHAnsi" w:eastAsiaTheme="majorEastAsia" w:hAnsiTheme="majorHAnsi" w:cstheme="majorBidi"/>
+      <w:rFonts/>
       <w:color w:val="4F81BD" w:themeColor="accent1"/>
       <w:sz w:val="20"/>
       <w:szCs w:val="20"/>
@@ -1666,7 +1500,7 @@
     <w:semiHidden/>
     <w:rsid w:val="00FC693F"/>
     <w:rPr>
-      <w:rFonts w:asciiTheme="majorHAnsi" w:eastAsiaTheme="majorEastAsia" w:hAnsiTheme="majorHAnsi" w:cstheme="majorBidi"/>
+      <w:rFonts/>
       <w:i/>
       <w:iCs/>
       <w:color w:val="404040" w:themeColor="text1" w:themeTint="BF"/>
@@ -1725,9 +1559,6 @@
     <w:qFormat/>
     <w:rsid w:val="00FC693F"/>
     <w:pPr>
-      <w:pBdr>
-        <w:bottom w:val="single" w:sz="4" w:space="4" w:color="4F81BD" w:themeColor="accent1"/>
-      </w:pBdr>
       <w:spacing w:before="200" w:after="280"/>
       <w:ind w:left="936" w:right="936"/>
     </w:pPr>
@@ -3255,7 +3086,7 @@
         <w:spacing w:before="0" w:after="0" w:line="240" w:lineRule="auto"/>
       </w:pPr>
       <w:rPr>
-        <w:rFonts w:asciiTheme="majorHAnsi" w:eastAsiaTheme="majorEastAsia" w:hAnsiTheme="majorHAnsi" w:cstheme="majorBidi"/>
+        <w:rFonts/>
         <w:b/>
         <w:bCs/>
       </w:rPr>
@@ -3276,7 +3107,7 @@
         <w:spacing w:before="0" w:after="0" w:line="240" w:lineRule="auto"/>
       </w:pPr>
       <w:rPr>
-        <w:rFonts w:asciiTheme="majorHAnsi" w:eastAsiaTheme="majorEastAsia" w:hAnsiTheme="majorHAnsi" w:cstheme="majorBidi"/>
+        <w:rFonts/>
         <w:b/>
         <w:bCs/>
       </w:rPr>
@@ -3294,14 +3125,14 @@
     </w:tblStylePr>
     <w:tblStylePr w:type="firstCol">
       <w:rPr>
-        <w:rFonts w:asciiTheme="majorHAnsi" w:eastAsiaTheme="majorEastAsia" w:hAnsiTheme="majorHAnsi" w:cstheme="majorBidi"/>
+        <w:rFonts/>
         <w:b/>
         <w:bCs/>
       </w:rPr>
     </w:tblStylePr>
     <w:tblStylePr w:type="lastCol">
       <w:rPr>
-        <w:rFonts w:asciiTheme="majorHAnsi" w:eastAsiaTheme="majorEastAsia" w:hAnsiTheme="majorHAnsi" w:cstheme="majorBidi"/>
+        <w:rFonts/>
         <w:b/>
         <w:bCs/>
       </w:rPr>
@@ -3385,7 +3216,7 @@
         <w:spacing w:before="0" w:after="0" w:line="240" w:lineRule="auto"/>
       </w:pPr>
       <w:rPr>
-        <w:rFonts w:asciiTheme="majorHAnsi" w:eastAsiaTheme="majorEastAsia" w:hAnsiTheme="majorHAnsi" w:cstheme="majorBidi"/>
+        <w:rFonts/>
         <w:b/>
         <w:bCs/>
       </w:rPr>
@@ -3406,7 +3237,7 @@
         <w:spacing w:before="0" w:after="0" w:line="240" w:lineRule="auto"/>
       </w:pPr>
       <w:rPr>
-        <w:rFonts w:asciiTheme="majorHAnsi" w:eastAsiaTheme="majorEastAsia" w:hAnsiTheme="majorHAnsi" w:cstheme="majorBidi"/>
+        <w:rFonts/>
         <w:b/>
         <w:bCs/>
       </w:rPr>
@@ -3424,14 +3255,14 @@
     </w:tblStylePr>
     <w:tblStylePr w:type="firstCol">
       <w:rPr>
-        <w:rFonts w:asciiTheme="majorHAnsi" w:eastAsiaTheme="majorEastAsia" w:hAnsiTheme="majorHAnsi" w:cstheme="majorBidi"/>
+        <w:rFonts/>
         <w:b/>
         <w:bCs/>
       </w:rPr>
     </w:tblStylePr>
     <w:tblStylePr w:type="lastCol">
       <w:rPr>
-        <w:rFonts w:asciiTheme="majorHAnsi" w:eastAsiaTheme="majorEastAsia" w:hAnsiTheme="majorHAnsi" w:cstheme="majorBidi"/>
+        <w:rFonts/>
         <w:b/>
         <w:bCs/>
       </w:rPr>
@@ -3515,7 +3346,7 @@
         <w:spacing w:before="0" w:after="0" w:line="240" w:lineRule="auto"/>
       </w:pPr>
       <w:rPr>
-        <w:rFonts w:asciiTheme="majorHAnsi" w:eastAsiaTheme="majorEastAsia" w:hAnsiTheme="majorHAnsi" w:cstheme="majorBidi"/>
+        <w:rFonts/>
         <w:b/>
         <w:bCs/>
       </w:rPr>
@@ -3536,7 +3367,7 @@
         <w:spacing w:before="0" w:after="0" w:line="240" w:lineRule="auto"/>
       </w:pPr>
       <w:rPr>
-        <w:rFonts w:asciiTheme="majorHAnsi" w:eastAsiaTheme="majorEastAsia" w:hAnsiTheme="majorHAnsi" w:cstheme="majorBidi"/>
+        <w:rFonts/>
         <w:b/>
         <w:bCs/>
       </w:rPr>
@@ -3554,14 +3385,14 @@
     </w:tblStylePr>
     <w:tblStylePr w:type="firstCol">
       <w:rPr>
-        <w:rFonts w:asciiTheme="majorHAnsi" w:eastAsiaTheme="majorEastAsia" w:hAnsiTheme="majorHAnsi" w:cstheme="majorBidi"/>
+        <w:rFonts/>
         <w:b/>
         <w:bCs/>
       </w:rPr>
     </w:tblStylePr>
     <w:tblStylePr w:type="lastCol">
       <w:rPr>
-        <w:rFonts w:asciiTheme="majorHAnsi" w:eastAsiaTheme="majorEastAsia" w:hAnsiTheme="majorHAnsi" w:cstheme="majorBidi"/>
+        <w:rFonts/>
         <w:b/>
         <w:bCs/>
       </w:rPr>
@@ -3645,7 +3476,7 @@
         <w:spacing w:before="0" w:after="0" w:line="240" w:lineRule="auto"/>
       </w:pPr>
       <w:rPr>
-        <w:rFonts w:asciiTheme="majorHAnsi" w:eastAsiaTheme="majorEastAsia" w:hAnsiTheme="majorHAnsi" w:cstheme="majorBidi"/>
+        <w:rFonts/>
         <w:b/>
         <w:bCs/>
       </w:rPr>
@@ -3666,7 +3497,7 @@
         <w:spacing w:before="0" w:after="0" w:line="240" w:lineRule="auto"/>
       </w:pPr>
       <w:rPr>
-        <w:rFonts w:asciiTheme="majorHAnsi" w:eastAsiaTheme="majorEastAsia" w:hAnsiTheme="majorHAnsi" w:cstheme="majorBidi"/>
+        <w:rFonts/>
         <w:b/>
         <w:bCs/>
       </w:rPr>
@@ -3684,14 +3515,14 @@
     </w:tblStylePr>
     <w:tblStylePr w:type="firstCol">
       <w:rPr>
-        <w:rFonts w:asciiTheme="majorHAnsi" w:eastAsiaTheme="majorEastAsia" w:hAnsiTheme="majorHAnsi" w:cstheme="majorBidi"/>
+        <w:rFonts/>
         <w:b/>
         <w:bCs/>
       </w:rPr>
     </w:tblStylePr>
     <w:tblStylePr w:type="lastCol">
       <w:rPr>
-        <w:rFonts w:asciiTheme="majorHAnsi" w:eastAsiaTheme="majorEastAsia" w:hAnsiTheme="majorHAnsi" w:cstheme="majorBidi"/>
+        <w:rFonts/>
         <w:b/>
         <w:bCs/>
       </w:rPr>
@@ -3775,7 +3606,7 @@
         <w:spacing w:before="0" w:after="0" w:line="240" w:lineRule="auto"/>
       </w:pPr>
       <w:rPr>
-        <w:rFonts w:asciiTheme="majorHAnsi" w:eastAsiaTheme="majorEastAsia" w:hAnsiTheme="majorHAnsi" w:cstheme="majorBidi"/>
+        <w:rFonts/>
         <w:b/>
         <w:bCs/>
       </w:rPr>
@@ -3796,7 +3627,7 @@
         <w:spacing w:before="0" w:after="0" w:line="240" w:lineRule="auto"/>
       </w:pPr>
       <w:rPr>
-        <w:rFonts w:asciiTheme="majorHAnsi" w:eastAsiaTheme="majorEastAsia" w:hAnsiTheme="majorHAnsi" w:cstheme="majorBidi"/>
+        <w:rFonts/>
         <w:b/>
         <w:bCs/>
       </w:rPr>
@@ -3814,14 +3645,14 @@
     </w:tblStylePr>
     <w:tblStylePr w:type="firstCol">
       <w:rPr>
-        <w:rFonts w:asciiTheme="majorHAnsi" w:eastAsiaTheme="majorEastAsia" w:hAnsiTheme="majorHAnsi" w:cstheme="majorBidi"/>
+        <w:rFonts/>
         <w:b/>
         <w:bCs/>
       </w:rPr>
     </w:tblStylePr>
     <w:tblStylePr w:type="lastCol">
       <w:rPr>
-        <w:rFonts w:asciiTheme="majorHAnsi" w:eastAsiaTheme="majorEastAsia" w:hAnsiTheme="majorHAnsi" w:cstheme="majorBidi"/>
+        <w:rFonts/>
         <w:b/>
         <w:bCs/>
       </w:rPr>
@@ -3905,7 +3736,7 @@
         <w:spacing w:before="0" w:after="0" w:line="240" w:lineRule="auto"/>
       </w:pPr>
       <w:rPr>
-        <w:rFonts w:asciiTheme="majorHAnsi" w:eastAsiaTheme="majorEastAsia" w:hAnsiTheme="majorHAnsi" w:cstheme="majorBidi"/>
+        <w:rFonts/>
         <w:b/>
         <w:bCs/>
       </w:rPr>
@@ -3926,7 +3757,7 @@
         <w:spacing w:before="0" w:after="0" w:line="240" w:lineRule="auto"/>
       </w:pPr>
       <w:rPr>
-        <w:rFonts w:asciiTheme="majorHAnsi" w:eastAsiaTheme="majorEastAsia" w:hAnsiTheme="majorHAnsi" w:cstheme="majorBidi"/>
+        <w:rFonts/>
         <w:b/>
         <w:bCs/>
       </w:rPr>
@@ -3944,14 +3775,14 @@
     </w:tblStylePr>
     <w:tblStylePr w:type="firstCol">
       <w:rPr>
-        <w:rFonts w:asciiTheme="majorHAnsi" w:eastAsiaTheme="majorEastAsia" w:hAnsiTheme="majorHAnsi" w:cstheme="majorBidi"/>
+        <w:rFonts/>
         <w:b/>
         <w:bCs/>
       </w:rPr>
     </w:tblStylePr>
     <w:tblStylePr w:type="lastCol">
       <w:rPr>
-        <w:rFonts w:asciiTheme="majorHAnsi" w:eastAsiaTheme="majorEastAsia" w:hAnsiTheme="majorHAnsi" w:cstheme="majorBidi"/>
+        <w:rFonts/>
         <w:b/>
         <w:bCs/>
       </w:rPr>
@@ -4035,7 +3866,7 @@
         <w:spacing w:before="0" w:after="0" w:line="240" w:lineRule="auto"/>
       </w:pPr>
       <w:rPr>
-        <w:rFonts w:asciiTheme="majorHAnsi" w:eastAsiaTheme="majorEastAsia" w:hAnsiTheme="majorHAnsi" w:cstheme="majorBidi"/>
+        <w:rFonts/>
         <w:b/>
         <w:bCs/>
       </w:rPr>
@@ -4056,7 +3887,7 @@
         <w:spacing w:before="0" w:after="0" w:line="240" w:lineRule="auto"/>
       </w:pPr>
       <w:rPr>
-        <w:rFonts w:asciiTheme="majorHAnsi" w:eastAsiaTheme="majorEastAsia" w:hAnsiTheme="majorHAnsi" w:cstheme="majorBidi"/>
+        <w:rFonts/>
         <w:b/>
         <w:bCs/>
       </w:rPr>
@@ -4074,14 +3905,14 @@
     </w:tblStylePr>
     <w:tblStylePr w:type="firstCol">
       <w:rPr>
-        <w:rFonts w:asciiTheme="majorHAnsi" w:eastAsiaTheme="majorEastAsia" w:hAnsiTheme="majorHAnsi" w:cstheme="majorBidi"/>
+        <w:rFonts/>
         <w:b/>
         <w:bCs/>
       </w:rPr>
     </w:tblStylePr>
     <w:tblStylePr w:type="lastCol">
       <w:rPr>
-        <w:rFonts w:asciiTheme="majorHAnsi" w:eastAsiaTheme="majorEastAsia" w:hAnsiTheme="majorHAnsi" w:cstheme="majorBidi"/>
+        <w:rFonts/>
         <w:b/>
         <w:bCs/>
       </w:rPr>
@@ -5946,7 +5777,7 @@
     </w:tblPr>
     <w:tblStylePr w:type="firstRow">
       <w:rPr>
-        <w:rFonts w:asciiTheme="majorHAnsi" w:eastAsiaTheme="majorEastAsia" w:hAnsiTheme="majorHAnsi" w:cstheme="majorBidi"/>
+        <w:rFonts/>
       </w:rPr>
       <w:tblPr/>
       <w:tcPr>
@@ -6030,7 +5861,7 @@
     </w:tblPr>
     <w:tblStylePr w:type="firstRow">
       <w:rPr>
-        <w:rFonts w:asciiTheme="majorHAnsi" w:eastAsiaTheme="majorEastAsia" w:hAnsiTheme="majorHAnsi" w:cstheme="majorBidi"/>
+        <w:rFonts/>
       </w:rPr>
       <w:tblPr/>
       <w:tcPr>
@@ -6114,7 +5945,7 @@
     </w:tblPr>
     <w:tblStylePr w:type="firstRow">
       <w:rPr>
-        <w:rFonts w:asciiTheme="majorHAnsi" w:eastAsiaTheme="majorEastAsia" w:hAnsiTheme="majorHAnsi" w:cstheme="majorBidi"/>
+        <w:rFonts/>
       </w:rPr>
       <w:tblPr/>
       <w:tcPr>
@@ -6198,7 +6029,7 @@
     </w:tblPr>
     <w:tblStylePr w:type="firstRow">
       <w:rPr>
-        <w:rFonts w:asciiTheme="majorHAnsi" w:eastAsiaTheme="majorEastAsia" w:hAnsiTheme="majorHAnsi" w:cstheme="majorBidi"/>
+        <w:rFonts/>
       </w:rPr>
       <w:tblPr/>
       <w:tcPr>
@@ -6282,7 +6113,7 @@
     </w:tblPr>
     <w:tblStylePr w:type="firstRow">
       <w:rPr>
-        <w:rFonts w:asciiTheme="majorHAnsi" w:eastAsiaTheme="majorEastAsia" w:hAnsiTheme="majorHAnsi" w:cstheme="majorBidi"/>
+        <w:rFonts/>
       </w:rPr>
       <w:tblPr/>
       <w:tcPr>
@@ -6366,7 +6197,7 @@
     </w:tblPr>
     <w:tblStylePr w:type="firstRow">
       <w:rPr>
-        <w:rFonts w:asciiTheme="majorHAnsi" w:eastAsiaTheme="majorEastAsia" w:hAnsiTheme="majorHAnsi" w:cstheme="majorBidi"/>
+        <w:rFonts/>
       </w:rPr>
       <w:tblPr/>
       <w:tcPr>
@@ -6450,7 +6281,7 @@
     </w:tblPr>
     <w:tblStylePr w:type="firstRow">
       <w:rPr>
-        <w:rFonts w:asciiTheme="majorHAnsi" w:eastAsiaTheme="majorEastAsia" w:hAnsiTheme="majorHAnsi" w:cstheme="majorBidi"/>
+        <w:rFonts/>
       </w:rPr>
       <w:tblPr/>
       <w:tcPr>
@@ -6515,7 +6346,7 @@
       <w:spacing w:after="0" w:line="240" w:lineRule="auto"/>
     </w:pPr>
     <w:rPr>
-      <w:rFonts w:asciiTheme="majorHAnsi" w:eastAsiaTheme="majorEastAsia" w:hAnsiTheme="majorHAnsi" w:cstheme="majorBidi"/>
+      <w:rFonts/>
       <w:color w:val="000000" w:themeColor="text1"/>
     </w:rPr>
     <w:tblPr>
@@ -6643,7 +6474,7 @@
       <w:spacing w:after="0" w:line="240" w:lineRule="auto"/>
     </w:pPr>
     <w:rPr>
-      <w:rFonts w:asciiTheme="majorHAnsi" w:eastAsiaTheme="majorEastAsia" w:hAnsiTheme="majorHAnsi" w:cstheme="majorBidi"/>
+      <w:rFonts/>
       <w:color w:val="000000" w:themeColor="text1"/>
     </w:rPr>
     <w:tblPr>
@@ -6771,7 +6602,7 @@
       <w:spacing w:after="0" w:line="240" w:lineRule="auto"/>
     </w:pPr>
     <w:rPr>
-      <w:rFonts w:asciiTheme="majorHAnsi" w:eastAsiaTheme="majorEastAsia" w:hAnsiTheme="majorHAnsi" w:cstheme="majorBidi"/>
+      <w:rFonts/>
       <w:color w:val="000000" w:themeColor="text1"/>
     </w:rPr>
     <w:tblPr>
@@ -6899,7 +6730,7 @@
       <w:spacing w:after="0" w:line="240" w:lineRule="auto"/>
     </w:pPr>
     <w:rPr>
-      <w:rFonts w:asciiTheme="majorHAnsi" w:eastAsiaTheme="majorEastAsia" w:hAnsiTheme="majorHAnsi" w:cstheme="majorBidi"/>
+      <w:rFonts/>
       <w:color w:val="000000" w:themeColor="text1"/>
     </w:rPr>
     <w:tblPr>
@@ -7027,7 +6858,7 @@
       <w:spacing w:after="0" w:line="240" w:lineRule="auto"/>
     </w:pPr>
     <w:rPr>
-      <w:rFonts w:asciiTheme="majorHAnsi" w:eastAsiaTheme="majorEastAsia" w:hAnsiTheme="majorHAnsi" w:cstheme="majorBidi"/>
+      <w:rFonts/>
       <w:color w:val="000000" w:themeColor="text1"/>
     </w:rPr>
     <w:tblPr>
@@ -7155,7 +6986,7 @@
       <w:spacing w:after="0" w:line="240" w:lineRule="auto"/>
     </w:pPr>
     <w:rPr>
-      <w:rFonts w:asciiTheme="majorHAnsi" w:eastAsiaTheme="majorEastAsia" w:hAnsiTheme="majorHAnsi" w:cstheme="majorBidi"/>
+      <w:rFonts/>
       <w:color w:val="000000" w:themeColor="text1"/>
     </w:rPr>
     <w:tblPr>
@@ -7283,7 +7114,7 @@
       <w:spacing w:after="0" w:line="240" w:lineRule="auto"/>
     </w:pPr>
     <w:rPr>
-      <w:rFonts w:asciiTheme="majorHAnsi" w:eastAsiaTheme="majorEastAsia" w:hAnsiTheme="majorHAnsi" w:cstheme="majorBidi"/>
+      <w:rFonts/>
       <w:color w:val="000000" w:themeColor="text1"/>
     </w:rPr>
     <w:tblPr>
@@ -7922,7 +7753,7 @@
       <w:spacing w:after="0" w:line="240" w:lineRule="auto"/>
     </w:pPr>
     <w:rPr>
-      <w:rFonts w:asciiTheme="majorHAnsi" w:eastAsiaTheme="majorEastAsia" w:hAnsiTheme="majorHAnsi" w:cstheme="majorBidi"/>
+      <w:rFonts/>
       <w:color w:val="000000" w:themeColor="text1"/>
     </w:rPr>
     <w:tblPr>
@@ -8047,7 +7878,7 @@
       <w:spacing w:after="0" w:line="240" w:lineRule="auto"/>
     </w:pPr>
     <w:rPr>
-      <w:rFonts w:asciiTheme="majorHAnsi" w:eastAsiaTheme="majorEastAsia" w:hAnsiTheme="majorHAnsi" w:cstheme="majorBidi"/>
+      <w:rFonts/>
       <w:color w:val="000000" w:themeColor="text1"/>
     </w:rPr>
     <w:tblPr>
@@ -8172,7 +8003,7 @@
       <w:spacing w:after="0" w:line="240" w:lineRule="auto"/>
     </w:pPr>
     <w:rPr>
-      <w:rFonts w:asciiTheme="majorHAnsi" w:eastAsiaTheme="majorEastAsia" w:hAnsiTheme="majorHAnsi" w:cstheme="majorBidi"/>
+      <w:rFonts/>
       <w:color w:val="000000" w:themeColor="text1"/>
     </w:rPr>
     <w:tblPr>
@@ -8297,7 +8128,7 @@
       <w:spacing w:after="0" w:line="240" w:lineRule="auto"/>
     </w:pPr>
     <w:rPr>
-      <w:rFonts w:asciiTheme="majorHAnsi" w:eastAsiaTheme="majorEastAsia" w:hAnsiTheme="majorHAnsi" w:cstheme="majorBidi"/>
+      <w:rFonts/>
       <w:color w:val="000000" w:themeColor="text1"/>
     </w:rPr>
     <w:tblPr>
@@ -8422,7 +8253,7 @@
       <w:spacing w:after="0" w:line="240" w:lineRule="auto"/>
     </w:pPr>
     <w:rPr>
-      <w:rFonts w:asciiTheme="majorHAnsi" w:eastAsiaTheme="majorEastAsia" w:hAnsiTheme="majorHAnsi" w:cstheme="majorBidi"/>
+      <w:rFonts/>
       <w:color w:val="000000" w:themeColor="text1"/>
     </w:rPr>
     <w:tblPr>
@@ -8547,7 +8378,7 @@
       <w:spacing w:after="0" w:line="240" w:lineRule="auto"/>
     </w:pPr>
     <w:rPr>
-      <w:rFonts w:asciiTheme="majorHAnsi" w:eastAsiaTheme="majorEastAsia" w:hAnsiTheme="majorHAnsi" w:cstheme="majorBidi"/>
+      <w:rFonts/>
       <w:color w:val="000000" w:themeColor="text1"/>
     </w:rPr>
     <w:tblPr>
@@ -8672,7 +8503,7 @@
       <w:spacing w:after="0" w:line="240" w:lineRule="auto"/>
     </w:pPr>
     <w:rPr>
-      <w:rFonts w:asciiTheme="majorHAnsi" w:eastAsiaTheme="majorEastAsia" w:hAnsiTheme="majorHAnsi" w:cstheme="majorBidi"/>
+      <w:rFonts/>
       <w:color w:val="000000" w:themeColor="text1"/>
     </w:rPr>
     <w:tblPr>

--- a/az/discovery-articles/5.5 Plastiklər və sintetik materiallar.docx
+++ b/az/discovery-articles/5.5 Plastiklər və sintetik materiallar.docx
@@ -120,7 +120,7 @@
         <w:widowControl/>
       </w:pPr>
       <w:r>
-        <w:t>Kim kəşf edib və ya yaradıb</w:t>
+        <w:t xml:space="preserve">Kim yaradıb</w:t>
       </w:r>
     </w:p>
     <w:p>
@@ -217,7 +217,7 @@
         <w:rPr>
           <w:sz w:val="20"/>
         </w:rPr>
-        <w:t>C Qurumların materialları və ensiklopedik mənbələr</w:t>
+        <w:t>Qurumların materialları və ensiklopedik mənbələr</w:t>
       </w:r>
     </w:p>
     <w:p>
@@ -301,7 +301,7 @@
         <w:rPr>
           <w:sz w:val="20"/>
         </w:rPr>
-        <w:t>G Elmi təşkilatlar</w:t>
+        <w:t>Elmi təşkilatlar</w:t>
       </w:r>
     </w:p>
     <w:p>
